--- a/Docs/KLTN2026_Nhom35/2.BIAPHU.docx
+++ b/Docs/KLTN2026_Nhom35/2.BIAPHU.docx
@@ -20558,7 +20558,27 @@
           <w:sz w:val="28"/>
           <w:szCs w:val="28"/>
         </w:rPr>
-        <w:t xml:space="preserve">                  Đà Nẵng, 202</w:t>
+        <w:t xml:space="preserve">                  </w:t>
+      </w:r>
+    </w:p>
+    <w:p>
+      <w:pPr>
+        <w:widowControl/>
+        <w:spacing w:before="120" w:after="120"/>
+        <w:ind w:left="3686"/>
+        <w:rPr>
+          <w:b/>
+          <w:sz w:val="28"/>
+          <w:szCs w:val="28"/>
+        </w:rPr>
+      </w:pPr>
+      <w:r>
+        <w:rPr>
+          <w:b/>
+          <w:sz w:val="28"/>
+          <w:szCs w:val="28"/>
+        </w:rPr>
+        <w:t>Đà Nẵng, 202</w:t>
       </w:r>
       <w:r>
         <w:rPr>
